--- a/docu/Memorias/PlanNegocio.docx
+++ b/docu/Memorias/PlanNegocio.docx
@@ -201,7 +201,7 @@
           <w:r>
             <w:fldChar w:fldCharType="separate"/>
           </w:r>
-          <w:hyperlink w:anchor="_Toc229582766" w:history="1">
+          <w:hyperlink w:anchor="_Toc230273473" w:history="1">
             <w:r>
               <w:rPr>
                 <w:rStyle w:val="Hipervnculo"/>
@@ -243,7 +243,7 @@
                 <w:noProof/>
                 <w:webHidden/>
               </w:rPr>
-              <w:instrText xml:space="preserve"> PAGEREF _Toc229582766 \h </w:instrText>
+              <w:instrText xml:space="preserve"> PAGEREF _Toc230273473 \h </w:instrText>
             </w:r>
             <w:r>
               <w:rPr>
@@ -287,7 +287,7 @@
               <w:lang w:eastAsia="es-ES"/>
             </w:rPr>
           </w:pPr>
-          <w:hyperlink w:anchor="_Toc229582767" w:history="1">
+          <w:hyperlink w:anchor="_Toc230273474" w:history="1">
             <w:r>
               <w:rPr>
                 <w:rStyle w:val="Hipervnculo"/>
@@ -329,7 +329,7 @@
                 <w:noProof/>
                 <w:webHidden/>
               </w:rPr>
-              <w:instrText xml:space="preserve"> PAGEREF _Toc229582767 \h </w:instrText>
+              <w:instrText xml:space="preserve"> PAGEREF _Toc230273474 \h </w:instrText>
             </w:r>
             <w:r>
               <w:rPr>
@@ -373,7 +373,7 @@
               <w:lang w:eastAsia="es-ES"/>
             </w:rPr>
           </w:pPr>
-          <w:hyperlink w:anchor="_Toc229582768" w:history="1">
+          <w:hyperlink w:anchor="_Toc230273475" w:history="1">
             <w:r>
               <w:rPr>
                 <w:rStyle w:val="Hipervnculo"/>
@@ -415,7 +415,7 @@
                 <w:noProof/>
                 <w:webHidden/>
               </w:rPr>
-              <w:instrText xml:space="preserve"> PAGEREF _Toc229582768 \h </w:instrText>
+              <w:instrText xml:space="preserve"> PAGEREF _Toc230273475 \h </w:instrText>
             </w:r>
             <w:r>
               <w:rPr>
@@ -459,7 +459,7 @@
               <w:lang w:eastAsia="es-ES"/>
             </w:rPr>
           </w:pPr>
-          <w:hyperlink w:anchor="_Toc229582769" w:history="1">
+          <w:hyperlink w:anchor="_Toc230273476" w:history="1">
             <w:r>
               <w:rPr>
                 <w:rStyle w:val="Hipervnculo"/>
@@ -501,7 +501,7 @@
                 <w:noProof/>
                 <w:webHidden/>
               </w:rPr>
-              <w:instrText xml:space="preserve"> PAGEREF _Toc229582769 \h </w:instrText>
+              <w:instrText xml:space="preserve"> PAGEREF _Toc230273476 \h </w:instrText>
             </w:r>
             <w:r>
               <w:rPr>
@@ -545,7 +545,7 @@
               <w:lang w:eastAsia="es-ES"/>
             </w:rPr>
           </w:pPr>
-          <w:hyperlink w:anchor="_Toc229582770" w:history="1">
+          <w:hyperlink w:anchor="_Toc230273477" w:history="1">
             <w:r>
               <w:rPr>
                 <w:rStyle w:val="Hipervnculo"/>
@@ -587,7 +587,7 @@
                 <w:noProof/>
                 <w:webHidden/>
               </w:rPr>
-              <w:instrText xml:space="preserve"> PAGEREF _Toc229582770 \h </w:instrText>
+              <w:instrText xml:space="preserve"> PAGEREF _Toc230273477 \h </w:instrText>
             </w:r>
             <w:r>
               <w:rPr>
@@ -631,7 +631,7 @@
               <w:lang w:eastAsia="es-ES"/>
             </w:rPr>
           </w:pPr>
-          <w:hyperlink w:anchor="_Toc229582771" w:history="1">
+          <w:hyperlink w:anchor="_Toc230273478" w:history="1">
             <w:r>
               <w:rPr>
                 <w:rStyle w:val="Hipervnculo"/>
@@ -673,7 +673,7 @@
                 <w:noProof/>
                 <w:webHidden/>
               </w:rPr>
-              <w:instrText xml:space="preserve"> PAGEREF _Toc229582771 \h </w:instrText>
+              <w:instrText xml:space="preserve"> PAGEREF _Toc230273478 \h </w:instrText>
             </w:r>
             <w:r>
               <w:rPr>
@@ -717,7 +717,7 @@
               <w:lang w:eastAsia="es-ES"/>
             </w:rPr>
           </w:pPr>
-          <w:hyperlink w:anchor="_Toc229582772" w:history="1">
+          <w:hyperlink w:anchor="_Toc230273479" w:history="1">
             <w:r>
               <w:rPr>
                 <w:rStyle w:val="Hipervnculo"/>
@@ -759,7 +759,7 @@
                 <w:noProof/>
                 <w:webHidden/>
               </w:rPr>
-              <w:instrText xml:space="preserve"> PAGEREF _Toc229582772 \h </w:instrText>
+              <w:instrText xml:space="preserve"> PAGEREF _Toc230273479 \h </w:instrText>
             </w:r>
             <w:r>
               <w:rPr>
@@ -803,7 +803,7 @@
               <w:lang w:eastAsia="es-ES"/>
             </w:rPr>
           </w:pPr>
-          <w:hyperlink w:anchor="_Toc229582773" w:history="1">
+          <w:hyperlink w:anchor="_Toc230273480" w:history="1">
             <w:r>
               <w:rPr>
                 <w:rStyle w:val="Hipervnculo"/>
@@ -845,7 +845,7 @@
                 <w:noProof/>
                 <w:webHidden/>
               </w:rPr>
-              <w:instrText xml:space="preserve"> PAGEREF _Toc229582773 \h </w:instrText>
+              <w:instrText xml:space="preserve"> PAGEREF _Toc230273480 \h </w:instrText>
             </w:r>
             <w:r>
               <w:rPr>
@@ -889,7 +889,7 @@
               <w:lang w:eastAsia="es-ES"/>
             </w:rPr>
           </w:pPr>
-          <w:hyperlink w:anchor="_Toc229582774" w:history="1">
+          <w:hyperlink w:anchor="_Toc230273481" w:history="1">
             <w:r>
               <w:rPr>
                 <w:rStyle w:val="Hipervnculo"/>
@@ -931,7 +931,7 @@
                 <w:noProof/>
                 <w:webHidden/>
               </w:rPr>
-              <w:instrText xml:space="preserve"> PAGEREF _Toc229582774 \h </w:instrText>
+              <w:instrText xml:space="preserve"> PAGEREF _Toc230273481 \h </w:instrText>
             </w:r>
             <w:r>
               <w:rPr>
@@ -1093,7 +1093,7 @@
         <w:lastRenderedPageBreak/>
         <w:t xml:space="preserve"> </w:t>
       </w:r>
-      <w:bookmarkStart w:id="0" w:name="_Toc229582766"/>
+      <w:bookmarkStart w:id="0" w:name="_Toc230273473"/>
       <w:r>
         <w:t>Introducción</w:t>
       </w:r>
@@ -1107,6 +1107,11 @@
       <w:r>
         <w:t>El proyecto "Costuras con Mimo" nace de una necesidad muy cercana y real: digitalizar y organizar el negocio de artesanía textil de mi prima. Viendo la cantidad de tiempo que perdía en su día a día gestionando encargos a través de mensajes directos en Instagram (pasando fotos de telas disponibles, apuntando nombres en libretas y calculando precios a mano), decidí aprovechar este TFG para crearle una solución tecnológica a medida. El objetivo fundamental es trasladar la cercanía de su pequeño comercio a una plataforma web automatizada, donde el cliente pueda diseñar su propio producto de forma interactiva y ella reciba el encargo cerrado, pagado y listo para coser.</w:t>
       </w:r>
+    </w:p>
+    <w:p>
+      <w:pPr>
+        <w:jc w:val="both"/>
+      </w:pPr>
     </w:p>
     <w:p>
       <w:pPr>
@@ -1121,7 +1126,7 @@
       <w:r>
         <w:t xml:space="preserve"> </w:t>
       </w:r>
-      <w:bookmarkStart w:id="1" w:name="_Toc229582767"/>
+      <w:bookmarkStart w:id="1" w:name="_Toc230273474"/>
       <w:r>
         <w:t>Sector y Mercado Objetivo</w:t>
       </w:r>
@@ -1141,12 +1146,13 @@
         </w:numPr>
         <w:jc w:val="both"/>
       </w:pPr>
-      <w:bookmarkStart w:id="2" w:name="_Toc229582768"/>
+      <w:bookmarkStart w:id="2" w:name="_Toc230273475"/>
       <w:r>
         <w:t>Sector</w:t>
       </w:r>
       <w:bookmarkEnd w:id="2"/>
     </w:p>
+    <w:p/>
     <w:p>
       <w:pPr>
         <w:jc w:val="both"/>
@@ -1203,12 +1209,13 @@
         </w:numPr>
         <w:jc w:val="both"/>
       </w:pPr>
-      <w:bookmarkStart w:id="3" w:name="_Toc229582769"/>
+      <w:bookmarkStart w:id="3" w:name="_Toc230273476"/>
       <w:r>
         <w:t>Mercado</w:t>
       </w:r>
       <w:bookmarkEnd w:id="3"/>
     </w:p>
+    <w:p/>
     <w:p>
       <w:pPr>
         <w:jc w:val="both"/>
@@ -1216,16 +1223,6 @@
       <w:r>
         <w:t>El mercado objetivo es nacional (España), operando bajo un modelo 100% online. Gracias a la ausencia de una tienda física, el negocio elimina las barreras geográficas, pudiendo servir a clientes de cualquier punto del país mediante servicios de paquetería. Este canal digital permite reducir drásticamente los costes fijos (alquiler de local, suministros) y optimizar el margen de beneficio.</w:t>
       </w:r>
-    </w:p>
-    <w:p>
-      <w:pPr>
-        <w:jc w:val="both"/>
-      </w:pPr>
-    </w:p>
-    <w:p>
-      <w:pPr>
-        <w:jc w:val="both"/>
-      </w:pPr>
     </w:p>
     <w:p>
       <w:pPr>
@@ -1236,13 +1233,14 @@
         </w:numPr>
         <w:jc w:val="both"/>
       </w:pPr>
-      <w:bookmarkStart w:id="4" w:name="_Toc229582770"/>
+      <w:bookmarkStart w:id="4" w:name="_Toc230273477"/>
       <w:r>
         <w:lastRenderedPageBreak/>
         <w:t>Identificación de Cliente</w:t>
       </w:r>
       <w:bookmarkEnd w:id="4"/>
     </w:p>
+    <w:p/>
     <w:p>
       <w:pPr>
         <w:jc w:val="both"/>
@@ -1304,23 +1302,19 @@
     </w:p>
     <w:p>
       <w:pPr>
-        <w:jc w:val="both"/>
-      </w:pPr>
-    </w:p>
-    <w:p>
-      <w:pPr>
         <w:pStyle w:val="Ttulo1"/>
         <w:jc w:val="both"/>
       </w:pPr>
       <w:r>
         <w:t xml:space="preserve"> </w:t>
       </w:r>
-      <w:bookmarkStart w:id="5" w:name="_Toc229582771"/>
+      <w:bookmarkStart w:id="5" w:name="_Toc230273478"/>
       <w:r>
         <w:t>Descripción del producto</w:t>
       </w:r>
       <w:bookmarkEnd w:id="5"/>
     </w:p>
+    <w:p/>
     <w:p>
       <w:pPr>
         <w:jc w:val="both"/>
@@ -1375,7 +1369,7 @@
         <w:pStyle w:val="Ttulo1"/>
         <w:jc w:val="both"/>
       </w:pPr>
-      <w:bookmarkStart w:id="6" w:name="_Toc229582772"/>
+      <w:bookmarkStart w:id="6" w:name="_Toc230273479"/>
       <w:r>
         <w:lastRenderedPageBreak/>
         <w:t>Análisis DAFO</w:t>
@@ -1521,7 +1515,7 @@
         <w:pStyle w:val="Ttulo1"/>
         <w:jc w:val="both"/>
       </w:pPr>
-      <w:bookmarkStart w:id="8" w:name="_Toc229582773"/>
+      <w:bookmarkStart w:id="8" w:name="_Toc230273480"/>
       <w:r>
         <w:t>Costes, Ingresos y Proyecciones</w:t>
       </w:r>
@@ -1552,7 +1546,25 @@
         <w:jc w:val="both"/>
       </w:pPr>
       <w:r>
-        <w:t xml:space="preserve">Desarrollo tecnológico de la plataforma web (180h): ~3.600 € </w:t>
+        <w:t>Desarrollo tecnológico de la plataforma web (</w:t>
+      </w:r>
+      <w:r>
+        <w:t>90</w:t>
+      </w:r>
+      <w:r>
+        <w:t>): ~</w:t>
+      </w:r>
+      <w:r>
+        <w:t>1</w:t>
+      </w:r>
+      <w:r>
+        <w:t>.</w:t>
+      </w:r>
+      <w:r>
+        <w:t>8</w:t>
+      </w:r>
+      <w:r>
+        <w:t xml:space="preserve">00 € </w:t>
       </w:r>
     </w:p>
     <w:p>
@@ -1593,7 +1605,13 @@
       </w:r>
       <w:proofErr w:type="gramEnd"/>
       <w:r>
-        <w:t xml:space="preserve"> Inversión: ~6.000 € </w:t>
+        <w:t xml:space="preserve"> Inversión: ~</w:t>
+      </w:r>
+      <w:r>
+        <w:t>4000</w:t>
+      </w:r>
+      <w:r>
+        <w:t xml:space="preserve"> € </w:t>
       </w:r>
     </w:p>
     <w:p>
@@ -1661,12 +1679,8 @@
       <w:pPr>
         <w:jc w:val="both"/>
       </w:pPr>
-    </w:p>
-    <w:p>
-      <w:pPr>
-        <w:jc w:val="both"/>
-      </w:pPr>
-      <w:r>
+      <w:r>
+        <w:lastRenderedPageBreak/>
         <w:t xml:space="preserve">C. Márgenes y Punto de Equilibrio: Considerando un </w:t>
       </w:r>
       <w:proofErr w:type="gramStart"/>
@@ -1704,7 +1718,7 @@
       <w:r>
         <w:t xml:space="preserve"> </w:t>
       </w:r>
-      <w:bookmarkStart w:id="9" w:name="_Toc229582774"/>
+      <w:bookmarkStart w:id="9" w:name="_Toc230273481"/>
       <w:r>
         <w:t>Conclusiones del Plan de negocio</w:t>
       </w:r>
@@ -1730,11 +1744,9 @@
       <w:r>
         <w:t xml:space="preserve">Con los cálculos que he hecho, con unos 34 encargos al mes ya se cubren todos los gastos fijos, y a partir de ahí todo lo que entre </w:t>
       </w:r>
-      <w:proofErr w:type="spellStart"/>
-      <w:r>
-        <w:t>es</w:t>
-      </w:r>
-      <w:proofErr w:type="spellEnd"/>
+      <w:r>
+        <w:t>será</w:t>
+      </w:r>
       <w:r>
         <w:t xml:space="preserve"> beneficio limpio para ella. Sé que no es un negocio para hacerse rico, pero sí que es la clave para que un oficio artesanal como el suyo funcione de forma sostenible y profesional en el siglo XXI. Al final, lo que he buscado con este TFG es que la tecnología le quite a mi prima la parte pesada de la gestión para que ella pueda centrarse en lo que de verdad le gusta: coser con mimo.</w:t>
       </w:r>
@@ -4439,6 +4451,7 @@
   <w:style w:type="character" w:default="1" w:styleId="Fuentedeprrafopredeter">
     <w:name w:val="Default Paragraph Font"/>
     <w:uiPriority w:val="1"/>
+    <w:semiHidden/>
     <w:unhideWhenUsed/>
   </w:style>
   <w:style w:type="table" w:default="1" w:styleId="Tablanormal">
